--- a/SEVEN-G/docx/en/plantillas/P72_SEVEN-G_Perfil_de_seguridad_de_IA_CSF_y_Cyber_AI_Profile.docx
+++ b/SEVEN-G/docx/en/plantillas/P72_SEVEN-G_Perfil_de_seguridad_de_IA_CSF_y_Cyber_AI_Profile.docx
@@ -200,7 +200,7 @@
         <w:t xml:space="preserve">Each organisation that uses SEVEN-G is solely responsible for identifying the regulation that applies to it, verifying that it is current and certifying its own regulatory compliance</w:t>
       </w:r>
       <w:r>
-        <w:t xml:space="preserve">, with the appropriate qualified advice. The author accepts no liability for any use made of this content or for any decisions taken on the basis of it. The data, figures, companies and cases in the examples are fictitious or illustrative.</w:t>
+        <w:t xml:space="preserve">, with the appropriate qualified advice. This methodology is a generic, free aid shared with the community so that nobody has to start from scratch; each person or organisation can and should adapt it to its own use. It must not be inferred that its legally sensitive parts have been reviewed by legal counsel: those reviews, for each company or sector, are the ultimate responsibility of the company, consultant or organisation that uses it. Although every effort is made to keep it up to date, some regulation may have changed without being reflected here. To the fullest extent permitted by law, the author accepts no responsibility whatsoever for the effects of its application in any organisation or for its full applicability. The methodology does not grant certification of any kind. The author accepts no liability for any use made of this content or for any decisions taken on the basis of it. The data, figures, companies and cases in the examples are fictitious or illustrative.</w:t>
       </w:r>
     </w:p>
     <w:p>

--- a/SEVEN-G/docx/en/plantillas/P72_SEVEN-G_Perfil_de_seguridad_de_IA_CSF_y_Cyber_AI_Profile.docx
+++ b/SEVEN-G/docx/en/plantillas/P72_SEVEN-G_Perfil_de_seguridad_de_IA_CSF_y_Cyber_AI_Profile.docx
@@ -483,7 +483,16 @@
               <w:pStyle w:val="Celda"/>
             </w:pPr>
             <w:r>
-              <w:t xml:space="preserve">T15 · Maturity assessment provides the answers; T10 provides the status of the SEG and AG controls. In version 0.x, the profile is completed in this template or in its Word version.</w:t>
+              <w:t xml:space="preserve">T15 · Maturity assessment calculates this profile in its "CSF profile" view (level derived from the questionnaire, own levels, targets, gap, equivalent </w:t>
+            </w:r>
+            <w:r>
+              <w:rPr>
+                <w:i/>
+              </w:rPr>
+              <w:t xml:space="preserve">tier</w:t>
+            </w:r>
+            <w:r>
+              <w:t xml:space="preserve">, summaries by function and area and CSV) and saves its summary into the T01 register; T10 provides the status of the SEG and AG controls. This template is its paper or Word equivalent.</w:t>
             </w:r>
           </w:p>
         </w:tc>

--- a/SEVEN-G/docx/en/plantillas/P72_SEVEN-G_Perfil_de_seguridad_de_IA_CSF_y_Cyber_AI_Profile.docx
+++ b/SEVEN-G/docx/en/plantillas/P72_SEVEN-G_Perfil_de_seguridad_de_IA_CSF_y_Cyber_AI_Profile.docx
@@ -8048,7 +8048,7 @@
               <w:pStyle w:val="Celda"/>
             </w:pPr>
             <w:r>
-              <w:t xml:space="preserve">No specific coverage in version 0.x (34 §5.3): assessed as a use case with the autonomy levels of 35 §5.</w:t>
+              <w:t xml:space="preserve">35 §9.3; SEG-21 to SEG-25 and autonomy levels A0–A3</w:t>
             </w:r>
           </w:p>
         </w:tc>
@@ -9485,6 +9485,47 @@
             </w:r>
             <w:r>
               <w:t xml:space="preserve"> as a view and the summaries by CSF function and by Secure, Defend and Thwart area.</w:t>
+            </w:r>
+          </w:p>
+        </w:tc>
+      </w:tr>
+      <w:tr>
+        <w:tc>
+          <w:tcPr>
+            <w:tcW w:w="3213" w:type="dxa"/>
+          </w:tcPr>
+          <w:p>
+            <w:pPr>
+              <w:pStyle w:val="Celda"/>
+            </w:pPr>
+            <w:r>
+              <w:t xml:space="preserve">0.2</w:t>
+            </w:r>
+          </w:p>
+        </w:tc>
+        <w:tc>
+          <w:tcPr>
+            <w:tcW w:w="3213" w:type="dxa"/>
+          </w:tcPr>
+          <w:p>
+            <w:pPr>
+              <w:pStyle w:val="Celda"/>
+            </w:pPr>
+            <w:r>
+              <w:t xml:space="preserve">25-09-2026</w:t>
+            </w:r>
+          </w:p>
+        </w:tc>
+        <w:tc>
+          <w:tcPr>
+            <w:tcW w:w="3213" w:type="dxa"/>
+          </w:tcPr>
+          <w:p>
+            <w:pPr>
+              <w:pStyle w:val="Celda"/>
+            </w:pPr>
+            <w:r>
+              <w:t xml:space="preserve">The Defend area refers to 35 §9.3 and controls SEG-21 to SEG-25.</w:t>
             </w:r>
           </w:p>
         </w:tc>

--- a/SEVEN-G/docx/en/plantillas/P72_SEVEN-G_Perfil_de_seguridad_de_IA_CSF_y_Cyber_AI_Profile.docx
+++ b/SEVEN-G/docx/en/plantillas/P72_SEVEN-G_Perfil_de_seguridad_de_IA_CSF_y_Cyber_AI_Profile.docx
@@ -80,7 +80,7 @@
               <w:pStyle w:val="Celda"/>
             </w:pPr>
             <w:r>
-              <w:t xml:space="preserve">0.1 (working draft)</w:t>
+              <w:t xml:space="preserve">0.3 (working draft)</w:t>
             </w:r>
           </w:p>
         </w:tc>
@@ -108,7 +108,7 @@
               <w:pStyle w:val="Celda"/>
             </w:pPr>
             <w:r>
-              <w:t xml:space="preserve">25-09-2026</w:t>
+              <w:t xml:space="preserve">19-10-2026</w:t>
             </w:r>
           </w:p>
         </w:tc>
@@ -7971,7 +7971,7 @@
               <w:pStyle w:val="Celda"/>
             </w:pPr>
             <w:r>
-              <w:t xml:space="preserve">35 §3–§8; SEG-01 to SEG-14; AG-01 to AG-20</w:t>
+              <w:t xml:space="preserve">35 §3–§8; SEG-01 to SEG-14, SEG-26 and SEG-27; AG-01 to AG-20</w:t>
             </w:r>
           </w:p>
         </w:tc>
@@ -9526,6 +9526,47 @@
             </w:pPr>
             <w:r>
               <w:t xml:space="preserve">The Defend area refers to 35 §9.3 and controls SEG-21 to SEG-25.</w:t>
+            </w:r>
+          </w:p>
+        </w:tc>
+      </w:tr>
+      <w:tr>
+        <w:tc>
+          <w:tcPr>
+            <w:tcW w:w="3213" w:type="dxa"/>
+          </w:tcPr>
+          <w:p>
+            <w:pPr>
+              <w:pStyle w:val="Celda"/>
+            </w:pPr>
+            <w:r>
+              <w:t xml:space="preserve">0.3</w:t>
+            </w:r>
+          </w:p>
+        </w:tc>
+        <w:tc>
+          <w:tcPr>
+            <w:tcW w:w="3213" w:type="dxa"/>
+          </w:tcPr>
+          <w:p>
+            <w:pPr>
+              <w:pStyle w:val="Celda"/>
+            </w:pPr>
+            <w:r>
+              <w:t xml:space="preserve">19-10-2026</w:t>
+            </w:r>
+          </w:p>
+        </w:tc>
+        <w:tc>
+          <w:tcPr>
+            <w:tcW w:w="3213" w:type="dxa"/>
+          </w:tcPr>
+          <w:p>
+            <w:pPr>
+              <w:pStyle w:val="Celda"/>
+            </w:pPr>
+            <w:r>
+              <w:t xml:space="preserve">The Secure area includes the corporate AI gateway (SEG-26) and the corporate agent test bench (SEG-27) (D159).</w:t>
             </w:r>
           </w:p>
         </w:tc>
